--- a/format/md-22/08_Clinical_Investigation_Plan_Template.docx
+++ b/format/md-22/08_Clinical_Investigation_Plan_Template.docx
@@ -42,7 +42,7 @@
     </w:p>
     <w:tbl>
       <w:tblPr>
-        <w:tblW w:type="dxa" w:w="8906"/>
+        <w:tblW w:w="5000" w:type="pct"/>
         <w:jc w:val="left"/>
         <w:tblLayout w:type="fixed"/>
         <w:tblLook w:firstColumn="1" w:firstRow="1" w:lastColumn="0" w:lastRow="0" w:noHBand="0" w:noVBand="1" w:val="04A0"/>
@@ -58,7 +58,7 @@
         </w:trPr>
         <w:tc>
           <w:tcPr>
-            <w:tcW w:type="dxa" w:w="2300"/>
+            <w:tcW w:w="0" w:type="auto"/>
             <w:tcMar>
               <w:top w:w="90" w:type="dxa"/>
               <w:start w:w="110" w:type="dxa"/>
@@ -97,7 +97,7 @@
         </w:tc>
         <w:tc>
           <w:tcPr>
-            <w:tcW w:type="dxa" w:w="6606"/>
+            <w:tcW w:w="0" w:type="auto"/>
             <w:tcMar>
               <w:top w:w="90" w:type="dxa"/>
               <w:start w:w="110" w:type="dxa"/>
@@ -140,7 +140,7 @@
         </w:trPr>
         <w:tc>
           <w:tcPr>
-            <w:tcW w:type="dxa" w:w="2300"/>
+            <w:tcW w:w="0" w:type="auto"/>
             <w:tcMar>
               <w:top w:w="90" w:type="dxa"/>
               <w:start w:w="110" w:type="dxa"/>
@@ -179,7 +179,7 @@
         </w:tc>
         <w:tc>
           <w:tcPr>
-            <w:tcW w:type="dxa" w:w="6606"/>
+            <w:tcW w:w="0" w:type="auto"/>
             <w:tcMar>
               <w:top w:w="90" w:type="dxa"/>
               <w:start w:w="110" w:type="dxa"/>
@@ -222,7 +222,7 @@
         </w:trPr>
         <w:tc>
           <w:tcPr>
-            <w:tcW w:type="dxa" w:w="2300"/>
+            <w:tcW w:w="0" w:type="auto"/>
             <w:tcMar>
               <w:top w:w="90" w:type="dxa"/>
               <w:start w:w="110" w:type="dxa"/>
@@ -261,7 +261,7 @@
         </w:tc>
         <w:tc>
           <w:tcPr>
-            <w:tcW w:type="dxa" w:w="6606"/>
+            <w:tcW w:w="0" w:type="auto"/>
             <w:tcMar>
               <w:top w:w="90" w:type="dxa"/>
               <w:start w:w="110" w:type="dxa"/>
@@ -304,7 +304,7 @@
         </w:trPr>
         <w:tc>
           <w:tcPr>
-            <w:tcW w:type="dxa" w:w="2300"/>
+            <w:tcW w:w="0" w:type="auto"/>
             <w:tcMar>
               <w:top w:w="90" w:type="dxa"/>
               <w:start w:w="110" w:type="dxa"/>
@@ -343,7 +343,7 @@
         </w:tc>
         <w:tc>
           <w:tcPr>
-            <w:tcW w:type="dxa" w:w="6606"/>
+            <w:tcW w:w="0" w:type="auto"/>
             <w:tcMar>
               <w:top w:w="90" w:type="dxa"/>
               <w:start w:w="110" w:type="dxa"/>
@@ -386,7 +386,7 @@
         </w:trPr>
         <w:tc>
           <w:tcPr>
-            <w:tcW w:type="dxa" w:w="2300"/>
+            <w:tcW w:w="0" w:type="auto"/>
             <w:tcMar>
               <w:top w:w="90" w:type="dxa"/>
               <w:start w:w="110" w:type="dxa"/>
@@ -425,7 +425,7 @@
         </w:tc>
         <w:tc>
           <w:tcPr>
-            <w:tcW w:type="dxa" w:w="6606"/>
+            <w:tcW w:w="0" w:type="auto"/>
             <w:tcMar>
               <w:top w:w="90" w:type="dxa"/>
               <w:start w:w="110" w:type="dxa"/>
@@ -468,7 +468,7 @@
         </w:trPr>
         <w:tc>
           <w:tcPr>
-            <w:tcW w:type="dxa" w:w="2300"/>
+            <w:tcW w:w="0" w:type="auto"/>
             <w:tcMar>
               <w:top w:w="90" w:type="dxa"/>
               <w:start w:w="110" w:type="dxa"/>
@@ -507,7 +507,7 @@
         </w:tc>
         <w:tc>
           <w:tcPr>
-            <w:tcW w:type="dxa" w:w="6606"/>
+            <w:tcW w:w="0" w:type="auto"/>
             <w:tcMar>
               <w:top w:w="90" w:type="dxa"/>
               <w:start w:w="110" w:type="dxa"/>
@@ -616,7 +616,7 @@
     </w:p>
     <w:tbl>
       <w:tblPr>
-        <w:tblW w:type="dxa" w:w="8906"/>
+        <w:tblW w:w="5000" w:type="pct"/>
         <w:jc w:val="left"/>
         <w:tblLayout w:type="fixed"/>
         <w:tblLook w:firstColumn="1" w:firstRow="1" w:lastColumn="0" w:lastRow="0" w:noHBand="0" w:noVBand="1" w:val="04A0"/>
@@ -633,7 +633,7 @@
         </w:trPr>
         <w:tc>
           <w:tcPr>
-            <w:tcW w:type="dxa" w:w="1200"/>
+            <w:tcW w:w="0" w:type="auto"/>
             <w:tcMar>
               <w:top w:w="90" w:type="dxa"/>
               <w:start w:w="110" w:type="dxa"/>
@@ -672,7 +672,7 @@
         </w:tc>
         <w:tc>
           <w:tcPr>
-            <w:tcW w:type="dxa" w:w="1700"/>
+            <w:tcW w:w="0" w:type="auto"/>
             <w:tcMar>
               <w:top w:w="90" w:type="dxa"/>
               <w:start w:w="110" w:type="dxa"/>
@@ -711,7 +711,7 @@
         </w:tc>
         <w:tc>
           <w:tcPr>
-            <w:tcW w:type="dxa" w:w="6006"/>
+            <w:tcW w:w="0" w:type="auto"/>
             <w:tcMar>
               <w:top w:w="90" w:type="dxa"/>
               <w:start w:w="110" w:type="dxa"/>
@@ -755,7 +755,7 @@
         </w:trPr>
         <w:tc>
           <w:tcPr>
-            <w:tcW w:type="dxa" w:w="1200"/>
+            <w:tcW w:w="0" w:type="auto"/>
             <w:tcMar>
               <w:top w:w="90" w:type="dxa"/>
               <w:start w:w="110" w:type="dxa"/>
@@ -804,7 +804,7 @@
         </w:tc>
         <w:tc>
           <w:tcPr>
-            <w:tcW w:type="dxa" w:w="1700"/>
+            <w:tcW w:w="0" w:type="auto"/>
             <w:tcMar>
               <w:top w:w="90" w:type="dxa"/>
               <w:start w:w="110" w:type="dxa"/>
@@ -842,7 +842,7 @@
         </w:tc>
         <w:tc>
           <w:tcPr>
-            <w:tcW w:type="dxa" w:w="6006"/>
+            <w:tcW w:w="0" w:type="auto"/>
             <w:tcMar>
               <w:top w:w="90" w:type="dxa"/>
               <w:start w:w="110" w:type="dxa"/>
@@ -962,7 +962,7 @@
     </w:p>
     <w:tbl>
       <w:tblPr>
-        <w:tblW w:type="dxa" w:w="8906"/>
+        <w:tblW w:w="5000" w:type="pct"/>
         <w:jc w:val="left"/>
         <w:tblLayout w:type="fixed"/>
         <w:tblLook w:firstColumn="1" w:firstRow="1" w:lastColumn="0" w:lastRow="0" w:noHBand="0" w:noVBand="1" w:val="04A0"/>
@@ -978,7 +978,7 @@
         </w:trPr>
         <w:tc>
           <w:tcPr>
-            <w:tcW w:type="dxa" w:w="2300"/>
+            <w:tcW w:w="0" w:type="auto"/>
             <w:tcMar>
               <w:top w:w="90" w:type="dxa"/>
               <w:start w:w="110" w:type="dxa"/>
@@ -1017,7 +1017,7 @@
         </w:tc>
         <w:tc>
           <w:tcPr>
-            <w:tcW w:type="dxa" w:w="6606"/>
+            <w:tcW w:w="0" w:type="auto"/>
             <w:tcMar>
               <w:top w:w="90" w:type="dxa"/>
               <w:start w:w="110" w:type="dxa"/>
@@ -1060,7 +1060,7 @@
         </w:trPr>
         <w:tc>
           <w:tcPr>
-            <w:tcW w:type="dxa" w:w="2300"/>
+            <w:tcW w:w="0" w:type="auto"/>
             <w:tcMar>
               <w:top w:w="90" w:type="dxa"/>
               <w:start w:w="110" w:type="dxa"/>
@@ -1099,7 +1099,7 @@
         </w:tc>
         <w:tc>
           <w:tcPr>
-            <w:tcW w:type="dxa" w:w="6606"/>
+            <w:tcW w:w="0" w:type="auto"/>
             <w:tcMar>
               <w:top w:w="90" w:type="dxa"/>
               <w:start w:w="110" w:type="dxa"/>
@@ -1142,7 +1142,7 @@
         </w:trPr>
         <w:tc>
           <w:tcPr>
-            <w:tcW w:type="dxa" w:w="2300"/>
+            <w:tcW w:w="0" w:type="auto"/>
             <w:tcMar>
               <w:top w:w="90" w:type="dxa"/>
               <w:start w:w="110" w:type="dxa"/>
@@ -1181,7 +1181,7 @@
         </w:tc>
         <w:tc>
           <w:tcPr>
-            <w:tcW w:type="dxa" w:w="6606"/>
+            <w:tcW w:w="0" w:type="auto"/>
             <w:tcMar>
               <w:top w:w="90" w:type="dxa"/>
               <w:start w:w="110" w:type="dxa"/>
@@ -1224,7 +1224,7 @@
         </w:trPr>
         <w:tc>
           <w:tcPr>
-            <w:tcW w:type="dxa" w:w="2300"/>
+            <w:tcW w:w="0" w:type="auto"/>
             <w:tcMar>
               <w:top w:w="90" w:type="dxa"/>
               <w:start w:w="110" w:type="dxa"/>
@@ -1263,7 +1263,7 @@
         </w:tc>
         <w:tc>
           <w:tcPr>
-            <w:tcW w:type="dxa" w:w="6606"/>
+            <w:tcW w:w="0" w:type="auto"/>
             <w:tcMar>
               <w:top w:w="90" w:type="dxa"/>
               <w:start w:w="110" w:type="dxa"/>
@@ -1306,7 +1306,7 @@
         </w:trPr>
         <w:tc>
           <w:tcPr>
-            <w:tcW w:type="dxa" w:w="2300"/>
+            <w:tcW w:w="0" w:type="auto"/>
             <w:tcMar>
               <w:top w:w="90" w:type="dxa"/>
               <w:start w:w="110" w:type="dxa"/>
@@ -1345,7 +1345,7 @@
         </w:tc>
         <w:tc>
           <w:tcPr>
-            <w:tcW w:type="dxa" w:w="6606"/>
+            <w:tcW w:w="0" w:type="auto"/>
             <w:tcMar>
               <w:top w:w="90" w:type="dxa"/>
               <w:start w:w="110" w:type="dxa"/>
@@ -1388,7 +1388,7 @@
         </w:trPr>
         <w:tc>
           <w:tcPr>
-            <w:tcW w:type="dxa" w:w="2300"/>
+            <w:tcW w:w="0" w:type="auto"/>
             <w:tcMar>
               <w:top w:w="90" w:type="dxa"/>
               <w:start w:w="110" w:type="dxa"/>
@@ -1427,7 +1427,7 @@
         </w:tc>
         <w:tc>
           <w:tcPr>
-            <w:tcW w:type="dxa" w:w="6606"/>
+            <w:tcW w:w="0" w:type="auto"/>
             <w:tcMar>
               <w:top w:w="90" w:type="dxa"/>
               <w:start w:w="110" w:type="dxa"/>
@@ -1470,7 +1470,7 @@
         </w:trPr>
         <w:tc>
           <w:tcPr>
-            <w:tcW w:type="dxa" w:w="2300"/>
+            <w:tcW w:w="0" w:type="auto"/>
             <w:tcMar>
               <w:top w:w="90" w:type="dxa"/>
               <w:start w:w="110" w:type="dxa"/>
@@ -1509,7 +1509,7 @@
         </w:tc>
         <w:tc>
           <w:tcPr>
-            <w:tcW w:type="dxa" w:w="6606"/>
+            <w:tcW w:w="0" w:type="auto"/>
             <w:tcMar>
               <w:top w:w="90" w:type="dxa"/>
               <w:start w:w="110" w:type="dxa"/>
@@ -1552,7 +1552,7 @@
         </w:trPr>
         <w:tc>
           <w:tcPr>
-            <w:tcW w:type="dxa" w:w="2300"/>
+            <w:tcW w:w="0" w:type="auto"/>
             <w:tcMar>
               <w:top w:w="90" w:type="dxa"/>
               <w:start w:w="110" w:type="dxa"/>
@@ -1591,7 +1591,7 @@
         </w:tc>
         <w:tc>
           <w:tcPr>
-            <w:tcW w:type="dxa" w:w="6606"/>
+            <w:tcW w:w="0" w:type="auto"/>
             <w:tcMar>
               <w:top w:w="90" w:type="dxa"/>
               <w:start w:w="110" w:type="dxa"/>
@@ -2240,7 +2240,7 @@
     </w:p>
     <w:tbl>
       <w:tblPr>
-        <w:tblW w:type="dxa" w:w="8906"/>
+        <w:tblW w:w="5000" w:type="pct"/>
         <w:jc w:val="left"/>
         <w:tblLayout w:type="fixed"/>
         <w:tblLook w:firstColumn="1" w:firstRow="1" w:lastColumn="0" w:lastRow="0" w:noHBand="0" w:noVBand="1" w:val="04A0"/>
@@ -2258,7 +2258,7 @@
         </w:trPr>
         <w:tc>
           <w:tcPr>
-            <w:tcW w:type="dxa" w:w="1700"/>
+            <w:tcW w:w="0" w:type="auto"/>
             <w:tcMar>
               <w:top w:w="90" w:type="dxa"/>
               <w:start w:w="110" w:type="dxa"/>
@@ -2297,7 +2297,7 @@
         </w:tc>
         <w:tc>
           <w:tcPr>
-            <w:tcW w:type="dxa" w:w="3100"/>
+            <w:tcW w:w="0" w:type="auto"/>
             <w:tcMar>
               <w:top w:w="90" w:type="dxa"/>
               <w:start w:w="110" w:type="dxa"/>
@@ -2336,7 +2336,7 @@
         </w:tc>
         <w:tc>
           <w:tcPr>
-            <w:tcW w:type="dxa" w:w="2000"/>
+            <w:tcW w:w="0" w:type="auto"/>
             <w:tcMar>
               <w:top w:w="90" w:type="dxa"/>
               <w:start w:w="110" w:type="dxa"/>
@@ -2375,7 +2375,7 @@
         </w:tc>
         <w:tc>
           <w:tcPr>
-            <w:tcW w:type="dxa" w:w="2106"/>
+            <w:tcW w:w="0" w:type="auto"/>
             <w:tcMar>
               <w:top w:w="90" w:type="dxa"/>
               <w:start w:w="110" w:type="dxa"/>
@@ -2419,7 +2419,7 @@
         </w:trPr>
         <w:tc>
           <w:tcPr>
-            <w:tcW w:type="dxa" w:w="1700"/>
+            <w:tcW w:w="0" w:type="auto"/>
             <w:tcMar>
               <w:top w:w="90" w:type="dxa"/>
               <w:start w:w="110" w:type="dxa"/>
@@ -2457,7 +2457,7 @@
         </w:tc>
         <w:tc>
           <w:tcPr>
-            <w:tcW w:type="dxa" w:w="3100"/>
+            <w:tcW w:w="0" w:type="auto"/>
             <w:tcMar>
               <w:top w:w="90" w:type="dxa"/>
               <w:start w:w="110" w:type="dxa"/>
@@ -2495,7 +2495,7 @@
         </w:tc>
         <w:tc>
           <w:tcPr>
-            <w:tcW w:type="dxa" w:w="2000"/>
+            <w:tcW w:w="0" w:type="auto"/>
             <w:tcMar>
               <w:top w:w="90" w:type="dxa"/>
               <w:start w:w="110" w:type="dxa"/>
@@ -2532,7 +2532,7 @@
         </w:tc>
         <w:tc>
           <w:tcPr>
-            <w:tcW w:type="dxa" w:w="2106"/>
+            <w:tcW w:w="0" w:type="auto"/>
             <w:tcMar>
               <w:top w:w="90" w:type="dxa"/>
               <w:start w:w="110" w:type="dxa"/>
@@ -2575,7 +2575,7 @@
         </w:trPr>
         <w:tc>
           <w:tcPr>
-            <w:tcW w:type="dxa" w:w="1700"/>
+            <w:tcW w:w="0" w:type="auto"/>
             <w:tcMar>
               <w:top w:w="90" w:type="dxa"/>
               <w:start w:w="110" w:type="dxa"/>
@@ -2613,7 +2613,7 @@
         </w:tc>
         <w:tc>
           <w:tcPr>
-            <w:tcW w:type="dxa" w:w="3100"/>
+            <w:tcW w:w="0" w:type="auto"/>
             <w:tcMar>
               <w:top w:w="90" w:type="dxa"/>
               <w:start w:w="110" w:type="dxa"/>
@@ -2651,7 +2651,7 @@
         </w:tc>
         <w:tc>
           <w:tcPr>
-            <w:tcW w:type="dxa" w:w="2000"/>
+            <w:tcW w:w="0" w:type="auto"/>
             <w:tcMar>
               <w:top w:w="90" w:type="dxa"/>
               <w:start w:w="110" w:type="dxa"/>
@@ -2688,7 +2688,7 @@
         </w:tc>
         <w:tc>
           <w:tcPr>
-            <w:tcW w:type="dxa" w:w="2106"/>
+            <w:tcW w:w="0" w:type="auto"/>
             <w:tcMar>
               <w:top w:w="90" w:type="dxa"/>
               <w:start w:w="110" w:type="dxa"/>
@@ -2731,7 +2731,7 @@
         </w:trPr>
         <w:tc>
           <w:tcPr>
-            <w:tcW w:type="dxa" w:w="1700"/>
+            <w:tcW w:w="0" w:type="auto"/>
             <w:tcMar>
               <w:top w:w="90" w:type="dxa"/>
               <w:start w:w="110" w:type="dxa"/>
@@ -2769,7 +2769,7 @@
         </w:tc>
         <w:tc>
           <w:tcPr>
-            <w:tcW w:type="dxa" w:w="3100"/>
+            <w:tcW w:w="0" w:type="auto"/>
             <w:tcMar>
               <w:top w:w="90" w:type="dxa"/>
               <w:start w:w="110" w:type="dxa"/>
@@ -2807,7 +2807,7 @@
         </w:tc>
         <w:tc>
           <w:tcPr>
-            <w:tcW w:type="dxa" w:w="2000"/>
+            <w:tcW w:w="0" w:type="auto"/>
             <w:tcMar>
               <w:top w:w="90" w:type="dxa"/>
               <w:start w:w="110" w:type="dxa"/>
@@ -2844,7 +2844,7 @@
         </w:tc>
         <w:tc>
           <w:tcPr>
-            <w:tcW w:type="dxa" w:w="2106"/>
+            <w:tcW w:w="0" w:type="auto"/>
             <w:tcMar>
               <w:top w:w="90" w:type="dxa"/>
               <w:start w:w="110" w:type="dxa"/>
